--- a/public/docs/CV-LucasFonseca-English.docx
+++ b/public/docs/CV-LucasFonseca-English.docx
@@ -59,7 +59,7 @@
           <w:szCs w:val="24"/>
           <w:rtl w:val="0"/>
         </w:rPr>
-        <w:t xml:space="preserve">Full-Stack Developer</w:t>
+        <w:t xml:space="preserve">Mid Level Backend Developer</w:t>
       </w:r>
     </w:p>
     <w:p>
@@ -79,7 +79,7 @@
           <w:szCs w:val="20"/>
           <w:rtl w:val="0"/>
         </w:rPr>
-        <w:t xml:space="preserve">Viana do castelo - Portugal </w:t>
+        <w:t xml:space="preserve">Viana do Castelo - Portugal</w:t>
       </w:r>
     </w:p>
     <w:p>
@@ -87,80 +87,19 @@
         <w:spacing w:after="0" w:before="0" w:lineRule="auto"/>
         <w:jc w:val="center"/>
         <w:rPr>
-          <w:rFonts w:ascii="Merriweather" w:cs="Merriweather" w:eastAsia="Merriweather" w:hAnsi="Merriweather"/>
-          <w:b w:val="1"/>
-          <w:i w:val="0"/>
-          <w:strike w:val="0"/>
-          <w:color w:val="434343"/>
-          <w:sz w:val="22"/>
-          <w:szCs w:val="22"/>
-          <w:u w:val="none"/>
-        </w:rPr>
-      </w:pPr>
-      <w:r>
-        <w:rPr>
-          <w:rFonts w:ascii="Merriweather" w:cs="Merriweather" w:eastAsia="Merriweather" w:hAnsi="Merriweather"/>
-          <w:b w:val="1"/>
-          <w:i w:val="0"/>
-          <w:strike w:val="0"/>
-          <w:color w:val="434343"/>
-          <w:sz w:val="22"/>
-          <w:szCs w:val="22"/>
-          <w:u w:val="none"/>
-          <w:rtl w:val="0"/>
-        </w:rPr>
-        <w:t xml:space="preserve">Contact</w:t>
-      </w:r>
-      <w:r>
-        <w:rPr>
-          <w:rFonts w:ascii="Merriweather" w:cs="Merriweather" w:eastAsia="Merriweather" w:hAnsi="Merriweather"/>
-          <w:b w:val="0"/>
-          <w:i w:val="0"/>
-          <w:strike w:val="0"/>
-          <w:color w:val="434343"/>
-          <w:sz w:val="22"/>
-          <w:szCs w:val="22"/>
-          <w:u w:val="none"/>
-          <w:rtl w:val="0"/>
-        </w:rPr>
-        <w:t xml:space="preserve">: +</w:t>
-      </w:r>
-      <w:r>
-        <w:rPr>
-          <w:rFonts w:ascii="Arial" w:cs="Arial" w:eastAsia="Arial" w:hAnsi="Arial"/>
-          <w:b w:val="0"/>
-          <w:i w:val="0"/>
-          <w:strike w:val="0"/>
-          <w:color w:val="434343"/>
-          <w:sz w:val="22"/>
-          <w:szCs w:val="22"/>
-          <w:u w:val="none"/>
-          <w:rtl w:val="0"/>
-        </w:rPr>
-        <w:t xml:space="preserve">351 938 311 959 </w:t>
-      </w:r>
-      <w:r>
-        <w:rPr>
-          <w:rFonts w:ascii="Merriweather" w:cs="Merriweather" w:eastAsia="Merriweather" w:hAnsi="Merriweather"/>
-          <w:b w:val="1"/>
-          <w:i w:val="0"/>
-          <w:strike w:val="0"/>
-          <w:color w:val="434343"/>
-          <w:sz w:val="22"/>
-          <w:szCs w:val="22"/>
-          <w:u w:val="none"/>
-          <w:rtl w:val="0"/>
-        </w:rPr>
-        <w:t xml:space="preserve">Email</w:t>
-      </w:r>
-      <w:r>
-        <w:rPr>
-          <w:rFonts w:ascii="Aptos" w:cs="Aptos" w:eastAsia="Aptos" w:hAnsi="Aptos"/>
-          <w:sz w:val="24"/>
-          <w:szCs w:val="24"/>
-          <w:rtl w:val="0"/>
-        </w:rPr>
-        <w:t xml:space="preserve">:</w:t>
+          <w:rFonts w:ascii="Aptos" w:cs="Aptos" w:eastAsia="Aptos" w:hAnsi="Aptos"/>
+          <w:sz w:val="20"/>
+          <w:szCs w:val="20"/>
+        </w:rPr>
+      </w:pPr>
+      <w:r>
+        <w:rPr>
+          <w:rFonts w:ascii="Aptos" w:cs="Aptos" w:eastAsia="Aptos" w:hAnsi="Aptos"/>
+          <w:sz w:val="20"/>
+          <w:szCs w:val="20"/>
+          <w:rtl w:val="0"/>
+        </w:rPr>
+        <w:t xml:space="preserve">Contact: +351 938 311 959  |  Email: </w:t>
       </w:r>
       <w:hyperlink r:id="rId7">
         <w:r>
@@ -175,20 +114,6 @@
           <w:t xml:space="preserve">lucas.ribeiro.24444@gmail.com</w:t>
         </w:r>
       </w:hyperlink>
-      <w:r>
-        <w:rPr>
-          <w:rFonts w:ascii="Aptos" w:cs="Aptos" w:eastAsia="Aptos" w:hAnsi="Aptos"/>
-          <w:sz w:val="20"/>
-          <w:szCs w:val="20"/>
-          <w:rtl w:val="0"/>
-        </w:rPr>
-        <w:t xml:space="preserve"> </w:t>
-      </w:r>
-      <w:r>
-        <w:rPr>
-          <w:rtl w:val="0"/>
-        </w:rPr>
-      </w:r>
     </w:p>
     <w:p>
       <w:pPr>
@@ -334,79 +259,36 @@
           <w:szCs w:val="20"/>
           <w:rtl w:val="0"/>
         </w:rPr>
-        <w:t xml:space="preserve">I am a software developer focused on </w:t>
-      </w:r>
-      <w:r>
+        <w:t xml:space="preserve">Backend-focused software developer working mainly with C#, with a strong interest in system logic, software architecture and thoughtful problem-solving. Experienced in building back-end systems and APIs, while open to full-stack opportunities when needed. Passionate about understanding problems in depth and designing clean, scalable and maintainable solutions. Experienced with modern frameworks and both SQL and NoSQL databases.</w:t>
+      </w:r>
+    </w:p>
+    <w:p>
+      <w:pPr>
+        <w:spacing w:after="0" w:before="0" w:line="279" w:lineRule="auto"/>
+        <w:ind w:left="0" w:right="0" w:firstLine="0"/>
+        <w:jc w:val="left"/>
+        <w:rPr>
+          <w:rFonts w:ascii="Aptos" w:cs="Aptos" w:eastAsia="Aptos" w:hAnsi="Aptos"/>
+          <w:color w:val="000000"/>
+          <w:sz w:val="20"/>
+          <w:szCs w:val="20"/>
+        </w:rPr>
+      </w:pPr>
+      <w:r>
+        <w:rPr>
+          <w:rtl w:val="0"/>
+        </w:rPr>
+      </w:r>
+    </w:p>
+    <w:p>
+      <w:pPr>
+        <w:spacing w:after="0" w:before="0" w:line="279" w:lineRule="auto"/>
+        <w:ind w:left="0" w:right="0" w:firstLine="0"/>
+        <w:jc w:val="left"/>
         <w:rPr>
           <w:rFonts w:ascii="Aptos" w:cs="Aptos" w:eastAsia="Aptos" w:hAnsi="Aptos"/>
           <w:b w:val="1"/>
           <w:color w:val="000000"/>
-          <w:sz w:val="20"/>
-          <w:szCs w:val="20"/>
-          <w:rtl w:val="0"/>
-        </w:rPr>
-        <w:t xml:space="preserve">TypeScript </w:t>
-      </w:r>
-      <w:r>
-        <w:rPr>
-          <w:rFonts w:ascii="Aptos" w:cs="Aptos" w:eastAsia="Aptos" w:hAnsi="Aptos"/>
-          <w:b w:val="0"/>
-          <w:color w:val="000000"/>
-          <w:sz w:val="20"/>
-          <w:szCs w:val="20"/>
-          <w:rtl w:val="0"/>
-        </w:rPr>
-        <w:t xml:space="preserve">and </w:t>
-      </w:r>
-      <w:r>
-        <w:rPr>
-          <w:rFonts w:ascii="Aptos" w:cs="Aptos" w:eastAsia="Aptos" w:hAnsi="Aptos"/>
-          <w:b w:val="1"/>
-          <w:color w:val="000000"/>
-          <w:sz w:val="20"/>
-          <w:szCs w:val="20"/>
-          <w:rtl w:val="0"/>
-        </w:rPr>
-        <w:t xml:space="preserve">C#</w:t>
-      </w:r>
-      <w:r>
-        <w:rPr>
-          <w:rFonts w:ascii="Aptos" w:cs="Aptos" w:eastAsia="Aptos" w:hAnsi="Aptos"/>
-          <w:b w:val="0"/>
-          <w:color w:val="000000"/>
-          <w:sz w:val="20"/>
-          <w:szCs w:val="20"/>
-          <w:rtl w:val="0"/>
-        </w:rPr>
-        <w:t xml:space="preserve">, passionate about creating practical and efficient solutions. I have experience with frameworks like Next.js, NestJS, and .NET, which have allowed me to build robust web applications and APIs. Additionally, I have knowledge in both SQL and NoSQL databases, ensuring that data is managed efficiently and securely.</w:t>
-      </w:r>
-    </w:p>
-    <w:p>
-      <w:pPr>
-        <w:spacing w:after="0" w:before="0" w:line="279" w:lineRule="auto"/>
-        <w:ind w:left="0" w:right="0" w:firstLine="0"/>
-        <w:jc w:val="left"/>
-        <w:rPr>
-          <w:rFonts w:ascii="Aptos" w:cs="Aptos" w:eastAsia="Aptos" w:hAnsi="Aptos"/>
-          <w:b w:val="1"/>
-          <w:sz w:val="20"/>
-          <w:szCs w:val="20"/>
-        </w:rPr>
-      </w:pPr>
-      <w:r>
-        <w:rPr>
-          <w:rtl w:val="0"/>
-        </w:rPr>
-      </w:r>
-    </w:p>
-    <w:p>
-      <w:pPr>
-        <w:spacing w:after="0" w:before="0" w:line="279" w:lineRule="auto"/>
-        <w:ind w:left="0" w:right="0" w:firstLine="0"/>
-        <w:jc w:val="left"/>
-        <w:rPr>
-          <w:rFonts w:ascii="Aptos" w:cs="Aptos" w:eastAsia="Aptos" w:hAnsi="Aptos"/>
-          <w:b w:val="1"/>
           <w:sz w:val="24"/>
           <w:szCs w:val="24"/>
         </w:rPr>
@@ -422,11 +304,6 @@
         </w:rPr>
         <w:t xml:space="preserve">EXPERIENCE</w:t>
       </w:r>
-      <w:r>
-        <w:rPr>
-          <w:rtl w:val="0"/>
-        </w:rPr>
-      </w:r>
     </w:p>
     <w:p>
       <w:pPr>
@@ -435,6 +312,24 @@
         <w:jc w:val="left"/>
         <w:rPr>
           <w:rFonts w:ascii="Aptos" w:cs="Aptos" w:eastAsia="Aptos" w:hAnsi="Aptos"/>
+          <w:color w:val="000000"/>
+          <w:sz w:val="20"/>
+          <w:szCs w:val="20"/>
+        </w:rPr>
+      </w:pPr>
+      <w:r>
+        <w:rPr>
+          <w:rtl w:val="0"/>
+        </w:rPr>
+      </w:r>
+    </w:p>
+    <w:p>
+      <w:pPr>
+        <w:spacing w:after="0" w:before="0" w:line="279" w:lineRule="auto"/>
+        <w:ind w:left="0" w:right="0" w:firstLine="0"/>
+        <w:jc w:val="left"/>
+        <w:rPr>
+          <w:rFonts w:ascii="Aptos" w:cs="Aptos" w:eastAsia="Aptos" w:hAnsi="Aptos"/>
           <w:b w:val="1"/>
           <w:color w:val="000000"/>
           <w:sz w:val="20"/>
@@ -450,7 +345,7 @@
           <w:szCs w:val="20"/>
           <w:rtl w:val="0"/>
         </w:rPr>
-        <w:t xml:space="preserve">Fullstack Developer </w:t>
+        <w:t xml:space="preserve">Grupo CCR, Backend Developer (Mid-level) — Póvoa de Varzim, Portugal</w:t>
       </w:r>
     </w:p>
     <w:p>
@@ -475,179 +370,7 @@
           <w:szCs w:val="20"/>
           <w:rtl w:val="0"/>
         </w:rPr>
-        <w:t xml:space="preserve">April 2023 - Present </w:t>
-      </w:r>
-    </w:p>
-    <w:p>
-      <w:pPr>
-        <w:spacing w:after="0" w:before="0" w:line="279" w:lineRule="auto"/>
-        <w:ind w:left="0" w:right="0" w:firstLine="0"/>
-        <w:jc w:val="left"/>
-        <w:rPr>
-          <w:rFonts w:ascii="Aptos" w:cs="Aptos" w:eastAsia="Aptos" w:hAnsi="Aptos"/>
-          <w:color w:val="000000"/>
-          <w:sz w:val="20"/>
-          <w:szCs w:val="20"/>
-        </w:rPr>
-      </w:pPr>
-      <w:r>
-        <w:rPr>
-          <w:rFonts w:ascii="Aptos" w:cs="Aptos" w:eastAsia="Aptos" w:hAnsi="Aptos"/>
-          <w:color w:val="000000"/>
-          <w:sz w:val="20"/>
-          <w:szCs w:val="20"/>
-          <w:rtl w:val="0"/>
-        </w:rPr>
-        <w:t xml:space="preserve">Developing personal projects with Next.js, NestJS, TypeScript, and .NET, creating robust websites and APIs. Utilizing Git and GitHub for version control.</w:t>
-      </w:r>
-    </w:p>
-    <w:p>
-      <w:pPr>
-        <w:spacing w:after="0" w:before="0" w:line="279" w:lineRule="auto"/>
-        <w:ind w:left="0" w:right="0" w:firstLine="0"/>
-        <w:jc w:val="left"/>
-        <w:rPr>
-          <w:rFonts w:ascii="Aptos" w:cs="Aptos" w:eastAsia="Aptos" w:hAnsi="Aptos"/>
-          <w:color w:val="000000"/>
-          <w:sz w:val="20"/>
-          <w:szCs w:val="20"/>
-        </w:rPr>
-      </w:pPr>
-      <w:r>
-        <w:rPr>
-          <w:rtl w:val="0"/>
-        </w:rPr>
-      </w:r>
-    </w:p>
-    <w:p>
-      <w:pPr>
-        <w:spacing w:after="0" w:before="0" w:line="279" w:lineRule="auto"/>
-        <w:ind w:left="0" w:right="0" w:firstLine="0"/>
-        <w:jc w:val="left"/>
-        <w:rPr>
-          <w:rFonts w:ascii="Aptos" w:cs="Aptos" w:eastAsia="Aptos" w:hAnsi="Aptos"/>
-          <w:b w:val="1"/>
-          <w:color w:val="000000"/>
-          <w:sz w:val="20"/>
-          <w:szCs w:val="20"/>
-        </w:rPr>
-      </w:pPr>
-      <w:r>
-        <w:rPr>
-          <w:rFonts w:ascii="Aptos" w:cs="Aptos" w:eastAsia="Aptos" w:hAnsi="Aptos"/>
-          <w:b w:val="1"/>
-          <w:color w:val="000000"/>
-          <w:sz w:val="20"/>
-          <w:szCs w:val="20"/>
-          <w:rtl w:val="0"/>
-        </w:rPr>
-        <w:t xml:space="preserve">Valeo, Technical Electrician</w:t>
-      </w:r>
-    </w:p>
-    <w:p>
-      <w:pPr>
-        <w:spacing w:after="0" w:before="0" w:line="279" w:lineRule="auto"/>
-        <w:ind w:left="0" w:right="0" w:firstLine="0"/>
-        <w:jc w:val="left"/>
-        <w:rPr>
-          <w:rFonts w:ascii="Aptos" w:cs="Aptos" w:eastAsia="Aptos" w:hAnsi="Aptos"/>
-          <w:b w:val="1"/>
-          <w:color w:val="000000"/>
-          <w:sz w:val="20"/>
-          <w:szCs w:val="20"/>
-        </w:rPr>
-      </w:pPr>
-      <w:r>
-        <w:rPr>
-          <w:rFonts w:ascii="Aptos" w:cs="Aptos" w:eastAsia="Aptos" w:hAnsi="Aptos"/>
-          <w:b w:val="1"/>
-          <w:color w:val="000000"/>
-          <w:sz w:val="20"/>
-          <w:szCs w:val="20"/>
-          <w:rtl w:val="0"/>
-        </w:rPr>
-        <w:t xml:space="preserve"> June 2021 - April 2022</w:t>
-      </w:r>
-    </w:p>
-    <w:p>
-      <w:pPr>
-        <w:spacing w:after="0" w:before="0" w:line="279" w:lineRule="auto"/>
-        <w:ind w:left="0" w:right="0" w:firstLine="0"/>
-        <w:jc w:val="left"/>
-        <w:rPr>
-          <w:rFonts w:ascii="Aptos" w:cs="Aptos" w:eastAsia="Aptos" w:hAnsi="Aptos"/>
-          <w:color w:val="000000"/>
-          <w:sz w:val="20"/>
-          <w:szCs w:val="20"/>
-        </w:rPr>
-      </w:pPr>
-      <w:r>
-        <w:rPr>
-          <w:rFonts w:ascii="Aptos" w:cs="Aptos" w:eastAsia="Aptos" w:hAnsi="Aptos"/>
-          <w:color w:val="000000"/>
-          <w:sz w:val="20"/>
-          <w:szCs w:val="20"/>
-          <w:rtl w:val="0"/>
-        </w:rPr>
-        <w:t xml:space="preserve"> As a technical electrician, I learned to solve complex problems logically and precisely. Attention to detail and adherence to technical specifications are skills that I directly apply to software development. Working with various systems and quickly adapting to new technologies reinforced my ability to learn and innovate continuously in programming.</w:t>
-      </w:r>
-    </w:p>
-    <w:p>
-      <w:pPr>
-        <w:spacing w:after="0" w:before="0" w:line="279" w:lineRule="auto"/>
-        <w:ind w:left="0" w:right="0" w:firstLine="0"/>
-        <w:jc w:val="left"/>
-        <w:rPr>
-          <w:rFonts w:ascii="Aptos" w:cs="Aptos" w:eastAsia="Aptos" w:hAnsi="Aptos"/>
-          <w:color w:val="000000"/>
-          <w:sz w:val="20"/>
-          <w:szCs w:val="20"/>
-        </w:rPr>
-      </w:pPr>
-      <w:r>
-        <w:rPr>
-          <w:rtl w:val="0"/>
-        </w:rPr>
-      </w:r>
-    </w:p>
-    <w:p>
-      <w:pPr>
-        <w:spacing w:after="0" w:before="0" w:lineRule="auto"/>
-        <w:rPr>
-          <w:rFonts w:ascii="Aptos" w:cs="Aptos" w:eastAsia="Aptos" w:hAnsi="Aptos"/>
-          <w:b w:val="1"/>
-          <w:sz w:val="24"/>
-          <w:szCs w:val="24"/>
-        </w:rPr>
-      </w:pPr>
-      <w:r>
-        <w:rPr>
-          <w:rFonts w:ascii="Aptos" w:cs="Aptos" w:eastAsia="Aptos" w:hAnsi="Aptos"/>
-          <w:b w:val="1"/>
-          <w:sz w:val="24"/>
-          <w:szCs w:val="24"/>
-          <w:rtl w:val="0"/>
-        </w:rPr>
-        <w:t xml:space="preserve">PROJECTS </w:t>
-      </w:r>
-    </w:p>
-    <w:p>
-      <w:pPr>
-        <w:spacing w:after="0" w:before="0" w:lineRule="auto"/>
-        <w:rPr>
-          <w:rFonts w:ascii="Aptos" w:cs="Aptos" w:eastAsia="Aptos" w:hAnsi="Aptos"/>
-          <w:sz w:val="20"/>
-          <w:szCs w:val="20"/>
-        </w:rPr>
-      </w:pPr>
-      <w:r>
-        <w:rPr>
-          <w:rFonts w:ascii="Aptos" w:cs="Aptos" w:eastAsia="Aptos" w:hAnsi="Aptos"/>
-          <w:sz w:val="20"/>
-          <w:szCs w:val="20"/>
-          <w:rtl w:val="0"/>
-        </w:rPr>
-        <w:t xml:space="preserve">HotelHopper: </w:t>
+        <w:t xml:space="preserve">July 2025 - Present</w:t>
       </w:r>
     </w:p>
     <w:p>
@@ -677,54 +400,30 @@
           <w:i w:val="0"/>
           <w:smallCaps w:val="0"/>
           <w:strike w:val="0"/>
-          <w:color w:val="467886"/>
-          <w:sz w:val="20"/>
-          <w:szCs w:val="20"/>
-          <w:u w:val="single"/>
-          <w:shd w:fill="auto" w:val="clear"/>
-          <w:vertAlign w:val="baseline"/>
-        </w:rPr>
-      </w:pPr>
-      <w:r>
-        <w:rPr>
-          <w:rFonts w:ascii="Aptos" w:cs="Aptos" w:eastAsia="Aptos" w:hAnsi="Aptos"/>
-          <w:b w:val="0"/>
-          <w:i w:val="0"/>
-          <w:smallCaps w:val="0"/>
-          <w:strike w:val="0"/>
-          <w:color w:val="467886"/>
-          <w:sz w:val="20"/>
-          <w:szCs w:val="20"/>
-          <w:u w:val="single"/>
-          <w:shd w:fill="auto" w:val="clear"/>
-          <w:vertAlign w:val="baseline"/>
-          <w:rtl w:val="0"/>
-        </w:rPr>
-        <w:t xml:space="preserve"> </w:t>
-      </w:r>
-      <w:hyperlink r:id="rId11">
-        <w:r>
-          <w:rPr>
-            <w:rFonts w:ascii="Aptos" w:cs="Aptos" w:eastAsia="Aptos" w:hAnsi="Aptos"/>
-            <w:b w:val="0"/>
-            <w:i w:val="0"/>
-            <w:smallCaps w:val="0"/>
-            <w:strike w:val="0"/>
-            <w:color w:val="467886"/>
-            <w:sz w:val="20"/>
-            <w:szCs w:val="20"/>
-            <w:u w:val="single"/>
-            <w:shd w:fill="auto" w:val="clear"/>
-            <w:vertAlign w:val="baseline"/>
-            <w:rtl w:val="0"/>
-          </w:rPr>
-          <w:t xml:space="preserve">LucasFonseca0/HotelHopper (github.com)</w:t>
-        </w:r>
-      </w:hyperlink>
-      <w:r>
-        <w:rPr>
-          <w:rtl w:val="0"/>
-        </w:rPr>
+          <w:color w:val="000000"/>
+          <w:sz w:val="20"/>
+          <w:szCs w:val="20"/>
+          <w:u w:val="none"/>
+          <w:shd w:fill="auto" w:val="clear"/>
+          <w:vertAlign w:val="baseline"/>
+        </w:rPr>
+      </w:pPr>
+      <w:r>
+        <w:rPr>
+          <w:rFonts w:ascii="Aptos" w:cs="Aptos" w:eastAsia="Aptos" w:hAnsi="Aptos"/>
+          <w:b w:val="0"/>
+          <w:i w:val="0"/>
+          <w:smallCaps w:val="0"/>
+          <w:strike w:val="0"/>
+          <w:color w:val="000000"/>
+          <w:sz w:val="20"/>
+          <w:szCs w:val="20"/>
+          <w:u w:val="none"/>
+          <w:shd w:fill="auto" w:val="clear"/>
+          <w:vertAlign w:val="baseline"/>
+          <w:rtl w:val="0"/>
+        </w:rPr>
+        <w:t xml:space="preserve">Working on a company-wide internal project addressing needs across multiple departments, with a strong focus on HR, Safety and shipyard/worksite operations.</w:t>
       </w:r>
     </w:p>
     <w:p>
@@ -777,34 +476,7 @@
           <w:vertAlign w:val="baseline"/>
           <w:rtl w:val="0"/>
         </w:rPr>
-        <w:t xml:space="preserve">Hotel Hopper is a full-stack application that allows users to browse hotels, make reservations, and manage their bookings. The authentication system uses JWT tokens. Developed with NestJS, MongoDB, Next.js, TypeScript, Tailwind CSS, Next UI, Zod.</w:t>
-      </w:r>
-    </w:p>
-    <w:p>
-      <w:pPr>
-        <w:pStyle w:val="Heading5"/>
-        <w:spacing w:after="0" w:before="0" w:lineRule="auto"/>
-        <w:ind w:left="0" w:firstLine="0"/>
-        <w:rPr>
-          <w:rFonts w:ascii="Aptos" w:cs="Aptos" w:eastAsia="Aptos" w:hAnsi="Aptos"/>
-          <w:sz w:val="20"/>
-          <w:szCs w:val="20"/>
-        </w:rPr>
-      </w:pPr>
-      <w:r>
-        <w:rPr>
-          <w:rFonts w:ascii="Aptos" w:cs="Aptos" w:eastAsia="Aptos" w:hAnsi="Aptos"/>
-          <w:color w:val="000000"/>
-          <w:sz w:val="20"/>
-          <w:szCs w:val="20"/>
-          <w:rtl w:val="0"/>
-        </w:rPr>
-        <w:t xml:space="preserve">Inventory management app: </w:t>
-      </w:r>
-      <w:r>
-        <w:rPr>
-          <w:rtl w:val="0"/>
-        </w:rPr>
+        <w:t xml:space="preserve">Developed core features such as an employee time &amp; attendance system for multiple departments, machine and equipment management, and on-site safety inspection workflows.</w:t>
       </w:r>
     </w:p>
     <w:p>
@@ -815,7 +487,7 @@
         <w:widowControl w:val="1"/>
         <w:numPr>
           <w:ilvl w:val="0"/>
-          <w:numId w:val="1"/>
+          <w:numId w:val="2"/>
         </w:numPr>
         <w:pBdr>
           <w:top w:space="0" w:sz="0" w:val="nil"/>
@@ -834,37 +506,30 @@
           <w:i w:val="0"/>
           <w:smallCaps w:val="0"/>
           <w:strike w:val="0"/>
-          <w:color w:val="467886"/>
-          <w:sz w:val="20"/>
-          <w:szCs w:val="20"/>
-          <w:u w:val="single"/>
-          <w:shd w:fill="auto" w:val="clear"/>
-          <w:vertAlign w:val="baseline"/>
-        </w:rPr>
-      </w:pPr>
-      <w:hyperlink r:id="rId12">
-        <w:r>
-          <w:rPr>
-            <w:rFonts w:ascii="Aptos" w:cs="Aptos" w:eastAsia="Aptos" w:hAnsi="Aptos"/>
-            <w:b w:val="0"/>
-            <w:i w:val="0"/>
-            <w:smallCaps w:val="0"/>
-            <w:strike w:val="0"/>
-            <w:color w:val="467886"/>
-            <w:sz w:val="20"/>
-            <w:szCs w:val="20"/>
-            <w:u w:val="single"/>
-            <w:shd w:fill="auto" w:val="clear"/>
-            <w:vertAlign w:val="baseline"/>
-            <w:rtl w:val="0"/>
-          </w:rPr>
-          <w:t xml:space="preserve">LucasFonseca0/inventory-management-app (github.com)</w:t>
-        </w:r>
-      </w:hyperlink>
-      <w:r>
-        <w:rPr>
-          <w:rtl w:val="0"/>
-        </w:rPr>
+          <w:color w:val="000000"/>
+          <w:sz w:val="20"/>
+          <w:szCs w:val="20"/>
+          <w:u w:val="none"/>
+          <w:shd w:fill="auto" w:val="clear"/>
+          <w:vertAlign w:val="baseline"/>
+        </w:rPr>
+      </w:pPr>
+      <w:r>
+        <w:rPr>
+          <w:rFonts w:ascii="Aptos" w:cs="Aptos" w:eastAsia="Aptos" w:hAnsi="Aptos"/>
+          <w:b w:val="0"/>
+          <w:i w:val="0"/>
+          <w:smallCaps w:val="0"/>
+          <w:strike w:val="0"/>
+          <w:color w:val="000000"/>
+          <w:sz w:val="20"/>
+          <w:szCs w:val="20"/>
+          <w:u w:val="none"/>
+          <w:shd w:fill="auto" w:val="clear"/>
+          <w:vertAlign w:val="baseline"/>
+          <w:rtl w:val="0"/>
+        </w:rPr>
+        <w:t xml:space="preserve">Took an active part in the architecture decisions of the project, discussing and defining patterns and module boundaries together with the team.</w:t>
       </w:r>
     </w:p>
     <w:p>
@@ -875,7 +540,7 @@
         <w:widowControl w:val="1"/>
         <w:numPr>
           <w:ilvl w:val="0"/>
-          <w:numId w:val="4"/>
+          <w:numId w:val="2"/>
         </w:numPr>
         <w:pBdr>
           <w:top w:space="0" w:sz="0" w:val="nil"/>
@@ -917,55 +582,826 @@
           <w:vertAlign w:val="baseline"/>
           <w:rtl w:val="0"/>
         </w:rPr>
-        <w:t xml:space="preserve">A practical and straightforward solution for inventory management for companies, with intuitive interfaces designed to simplify complex processes for employees with basic technology knowledge. Developed with NestJS, MongoDB, Next.js, TypeScript, Bootstrap CSS, Zod.</w:t>
-      </w:r>
-    </w:p>
-    <w:p>
-      <w:pPr>
-        <w:spacing w:after="0" w:before="0" w:lineRule="auto"/>
-        <w:ind w:left="0" w:firstLine="0"/>
+        <w:t xml:space="preserve">Worked directly with the departments that use the system to understand their needs and turn them into technical requirements, keeping the delivered features aligned with their day-to-day work.</w:t>
+      </w:r>
+    </w:p>
+    <w:p>
+      <w:pPr>
+        <w:keepNext w:val="0"/>
+        <w:keepLines w:val="0"/>
+        <w:pageBreakBefore w:val="0"/>
+        <w:widowControl w:val="1"/>
+        <w:numPr>
+          <w:ilvl w:val="0"/>
+          <w:numId w:val="2"/>
+        </w:numPr>
+        <w:pBdr>
+          <w:top w:space="0" w:sz="0" w:val="nil"/>
+          <w:left w:space="0" w:sz="0" w:val="nil"/>
+          <w:bottom w:space="0" w:sz="0" w:val="nil"/>
+          <w:right w:space="0" w:sz="0" w:val="nil"/>
+          <w:between w:space="0" w:sz="0" w:val="nil"/>
+        </w:pBdr>
+        <w:shd w:fill="auto" w:val="clear"/>
+        <w:spacing w:after="0" w:before="0" w:line="279" w:lineRule="auto"/>
+        <w:ind w:left="720" w:right="0" w:hanging="360"/>
+        <w:jc w:val="left"/>
+        <w:rPr>
+          <w:rFonts w:ascii="Aptos" w:cs="Aptos" w:eastAsia="Aptos" w:hAnsi="Aptos"/>
+          <w:b w:val="0"/>
+          <w:i w:val="0"/>
+          <w:smallCaps w:val="0"/>
+          <w:strike w:val="0"/>
+          <w:color w:val="000000"/>
+          <w:sz w:val="20"/>
+          <w:szCs w:val="20"/>
+          <w:u w:val="none"/>
+          <w:shd w:fill="auto" w:val="clear"/>
+          <w:vertAlign w:val="baseline"/>
+        </w:rPr>
+      </w:pPr>
+      <w:r>
+        <w:rPr>
+          <w:rFonts w:ascii="Aptos" w:cs="Aptos" w:eastAsia="Aptos" w:hAnsi="Aptos"/>
+          <w:b w:val="0"/>
+          <w:i w:val="0"/>
+          <w:smallCaps w:val="0"/>
+          <w:strike w:val="0"/>
+          <w:color w:val="000000"/>
+          <w:sz w:val="20"/>
+          <w:szCs w:val="20"/>
+          <w:u w:val="none"/>
+          <w:shd w:fill="auto" w:val="clear"/>
+          <w:vertAlign w:val="baseline"/>
+          <w:rtl w:val="0"/>
+        </w:rPr>
+        <w:t xml:space="preserve">Designed and implemented an integration testing system from scratch using xUnit, including a flexible seeding strategy that supports large datasets and reliable test execution.</w:t>
+      </w:r>
+    </w:p>
+    <w:p>
+      <w:pPr>
+        <w:keepNext w:val="0"/>
+        <w:keepLines w:val="0"/>
+        <w:pageBreakBefore w:val="0"/>
+        <w:widowControl w:val="1"/>
+        <w:numPr>
+          <w:ilvl w:val="0"/>
+          <w:numId w:val="2"/>
+        </w:numPr>
+        <w:pBdr>
+          <w:top w:space="0" w:sz="0" w:val="nil"/>
+          <w:left w:space="0" w:sz="0" w:val="nil"/>
+          <w:bottom w:space="0" w:sz="0" w:val="nil"/>
+          <w:right w:space="0" w:sz="0" w:val="nil"/>
+          <w:between w:space="0" w:sz="0" w:val="nil"/>
+        </w:pBdr>
+        <w:shd w:fill="auto" w:val="clear"/>
+        <w:spacing w:after="0" w:before="0" w:line="279" w:lineRule="auto"/>
+        <w:ind w:left="720" w:right="0" w:hanging="360"/>
+        <w:jc w:val="left"/>
+        <w:rPr>
+          <w:rFonts w:ascii="Aptos" w:cs="Aptos" w:eastAsia="Aptos" w:hAnsi="Aptos"/>
+          <w:b w:val="0"/>
+          <w:i w:val="0"/>
+          <w:smallCaps w:val="0"/>
+          <w:strike w:val="0"/>
+          <w:color w:val="000000"/>
+          <w:sz w:val="20"/>
+          <w:szCs w:val="20"/>
+          <w:u w:val="none"/>
+          <w:shd w:fill="auto" w:val="clear"/>
+          <w:vertAlign w:val="baseline"/>
+        </w:rPr>
+      </w:pPr>
+      <w:r>
+        <w:rPr>
+          <w:rFonts w:ascii="Aptos" w:cs="Aptos" w:eastAsia="Aptos" w:hAnsi="Aptos"/>
+          <w:b w:val="0"/>
+          <w:i w:val="0"/>
+          <w:smallCaps w:val="0"/>
+          <w:strike w:val="0"/>
+          <w:color w:val="000000"/>
+          <w:sz w:val="20"/>
+          <w:szCs w:val="20"/>
+          <w:u w:val="none"/>
+          <w:shd w:fill="auto" w:val="clear"/>
+          <w:vertAlign w:val="baseline"/>
+          <w:rtl w:val="0"/>
+        </w:rPr>
+        <w:t xml:space="preserve">Implemented CI using Azure Pipelines to automate build, deployment and integration test execution, increasing release reliability and development confidence.</w:t>
+      </w:r>
+    </w:p>
+    <w:p>
+      <w:pPr>
+        <w:keepNext w:val="0"/>
+        <w:keepLines w:val="0"/>
+        <w:pageBreakBefore w:val="0"/>
+        <w:widowControl w:val="1"/>
+        <w:numPr>
+          <w:ilvl w:val="0"/>
+          <w:numId w:val="2"/>
+        </w:numPr>
+        <w:pBdr>
+          <w:top w:space="0" w:sz="0" w:val="nil"/>
+          <w:left w:space="0" w:sz="0" w:val="nil"/>
+          <w:bottom w:space="0" w:sz="0" w:val="nil"/>
+          <w:right w:space="0" w:sz="0" w:val="nil"/>
+          <w:between w:space="0" w:sz="0" w:val="nil"/>
+        </w:pBdr>
+        <w:shd w:fill="auto" w:val="clear"/>
+        <w:spacing w:after="0" w:before="0" w:line="279" w:lineRule="auto"/>
+        <w:ind w:left="720" w:right="0" w:hanging="360"/>
+        <w:jc w:val="left"/>
+        <w:rPr>
+          <w:rFonts w:ascii="Aptos" w:cs="Aptos" w:eastAsia="Aptos" w:hAnsi="Aptos"/>
+          <w:b w:val="0"/>
+          <w:i w:val="0"/>
+          <w:smallCaps w:val="0"/>
+          <w:strike w:val="0"/>
+          <w:color w:val="000000"/>
+          <w:sz w:val="20"/>
+          <w:szCs w:val="20"/>
+          <w:u w:val="none"/>
+          <w:shd w:fill="auto" w:val="clear"/>
+          <w:vertAlign w:val="baseline"/>
+        </w:rPr>
+      </w:pPr>
+      <w:r>
+        <w:rPr>
+          <w:rFonts w:ascii="Aptos" w:cs="Aptos" w:eastAsia="Aptos" w:hAnsi="Aptos"/>
+          <w:b w:val="0"/>
+          <w:i w:val="0"/>
+          <w:smallCaps w:val="0"/>
+          <w:strike w:val="0"/>
+          <w:color w:val="000000"/>
+          <w:sz w:val="20"/>
+          <w:szCs w:val="20"/>
+          <w:u w:val="none"/>
+          <w:shd w:fill="auto" w:val="clear"/>
+          <w:vertAlign w:val="baseline"/>
+          <w:rtl w:val="0"/>
+        </w:rPr>
+        <w:t xml:space="preserve">Planned a gradual transition from a monolithic architecture to a modular monolith, enabling incremental adoption without blocking the team or requiring a large-scale refactor.</w:t>
+      </w:r>
+    </w:p>
+    <w:p>
+      <w:pPr>
+        <w:keepNext w:val="0"/>
+        <w:keepLines w:val="0"/>
+        <w:pageBreakBefore w:val="0"/>
+        <w:widowControl w:val="1"/>
+        <w:numPr>
+          <w:ilvl w:val="0"/>
+          <w:numId w:val="2"/>
+        </w:numPr>
+        <w:pBdr>
+          <w:top w:space="0" w:sz="0" w:val="nil"/>
+          <w:left w:space="0" w:sz="0" w:val="nil"/>
+          <w:bottom w:space="0" w:sz="0" w:val="nil"/>
+          <w:right w:space="0" w:sz="0" w:val="nil"/>
+          <w:between w:space="0" w:sz="0" w:val="nil"/>
+        </w:pBdr>
+        <w:shd w:fill="auto" w:val="clear"/>
+        <w:spacing w:after="0" w:before="0" w:line="279" w:lineRule="auto"/>
+        <w:ind w:left="720" w:right="0" w:hanging="360"/>
+        <w:jc w:val="left"/>
+        <w:rPr>
+          <w:rFonts w:ascii="Aptos" w:cs="Aptos" w:eastAsia="Aptos" w:hAnsi="Aptos"/>
+          <w:b w:val="0"/>
+          <w:i w:val="0"/>
+          <w:smallCaps w:val="0"/>
+          <w:strike w:val="0"/>
+          <w:color w:val="000000"/>
+          <w:sz w:val="20"/>
+          <w:szCs w:val="20"/>
+          <w:u w:val="none"/>
+          <w:shd w:fill="auto" w:val="clear"/>
+          <w:vertAlign w:val="baseline"/>
+        </w:rPr>
+      </w:pPr>
+      <w:r>
+        <w:rPr>
+          <w:rFonts w:ascii="Aptos" w:cs="Aptos" w:eastAsia="Aptos" w:hAnsi="Aptos"/>
+          <w:b w:val="0"/>
+          <w:i w:val="0"/>
+          <w:smallCaps w:val="0"/>
+          <w:strike w:val="0"/>
+          <w:color w:val="000000"/>
+          <w:sz w:val="20"/>
+          <w:szCs w:val="20"/>
+          <w:u w:val="none"/>
+          <w:shd w:fill="auto" w:val="clear"/>
+          <w:vertAlign w:val="baseline"/>
+          <w:rtl w:val="0"/>
+        </w:rPr>
+        <w:t xml:space="preserve">Currently introducing observability using Loki and Grafana to improve logging, monitoring and system diagnostics.</w:t>
+      </w:r>
+    </w:p>
+    <w:p>
+      <w:pPr>
+        <w:spacing w:after="0" w:before="0" w:line="279" w:lineRule="auto"/>
+        <w:ind w:left="0" w:right="0" w:firstLine="0"/>
+        <w:jc w:val="left"/>
+        <w:rPr>
+          <w:rFonts w:ascii="Aptos" w:cs="Aptos" w:eastAsia="Aptos" w:hAnsi="Aptos"/>
+          <w:b w:val="0"/>
+          <w:color w:val="000000"/>
+          <w:sz w:val="20"/>
+          <w:szCs w:val="20"/>
+        </w:rPr>
+      </w:pPr>
+      <w:r>
+        <w:rPr>
+          <w:rFonts w:ascii="Aptos" w:cs="Aptos" w:eastAsia="Aptos" w:hAnsi="Aptos"/>
+          <w:b w:val="0"/>
+          <w:color w:val="000000"/>
+          <w:sz w:val="20"/>
+          <w:szCs w:val="20"/>
+          <w:rtl w:val="0"/>
+        </w:rPr>
+        <w:t xml:space="preserve">Technologies used: ASP.NET Core 8, PostgreSQL, Azure DevOps, xUnit, Loki, Grafana.</w:t>
+      </w:r>
+    </w:p>
+    <w:p>
+      <w:pPr>
+        <w:spacing w:after="0" w:before="0" w:line="279" w:lineRule="auto"/>
+        <w:ind w:left="0" w:right="0" w:firstLine="0"/>
+        <w:jc w:val="left"/>
+        <w:rPr>
+          <w:rFonts w:ascii="Aptos" w:cs="Aptos" w:eastAsia="Aptos" w:hAnsi="Aptos"/>
+          <w:color w:val="000000"/>
+          <w:sz w:val="20"/>
+          <w:szCs w:val="20"/>
+        </w:rPr>
+      </w:pPr>
+      <w:r>
+        <w:rPr>
+          <w:rtl w:val="0"/>
+        </w:rPr>
+      </w:r>
+    </w:p>
+    <w:p>
+      <w:pPr>
+        <w:spacing w:after="0" w:before="0" w:line="279" w:lineRule="auto"/>
+        <w:ind w:left="0" w:right="0" w:firstLine="0"/>
+        <w:jc w:val="left"/>
         <w:rPr>
           <w:rFonts w:ascii="Aptos" w:cs="Aptos" w:eastAsia="Aptos" w:hAnsi="Aptos"/>
           <w:b w:val="1"/>
+          <w:color w:val="000000"/>
+          <w:sz w:val="20"/>
+          <w:szCs w:val="20"/>
+        </w:rPr>
+      </w:pPr>
+      <w:r>
+        <w:rPr>
+          <w:rFonts w:ascii="Aptos" w:cs="Aptos" w:eastAsia="Aptos" w:hAnsi="Aptos"/>
+          <w:b w:val="1"/>
+          <w:color w:val="000000"/>
+          <w:sz w:val="20"/>
+          <w:szCs w:val="20"/>
+          <w:rtl w:val="0"/>
+        </w:rPr>
+        <w:t xml:space="preserve">Coderstein, Fullstack developer — Remote</w:t>
+      </w:r>
+    </w:p>
+    <w:p>
+      <w:pPr>
+        <w:spacing w:after="0" w:before="0" w:line="279" w:lineRule="auto"/>
+        <w:ind w:left="0" w:right="0" w:firstLine="0"/>
+        <w:jc w:val="left"/>
+        <w:rPr>
+          <w:rFonts w:ascii="Aptos" w:cs="Aptos" w:eastAsia="Aptos" w:hAnsi="Aptos"/>
+          <w:b w:val="1"/>
+          <w:color w:val="000000"/>
+          <w:sz w:val="20"/>
+          <w:szCs w:val="20"/>
+        </w:rPr>
+      </w:pPr>
+      <w:r>
+        <w:rPr>
+          <w:rFonts w:ascii="Aptos" w:cs="Aptos" w:eastAsia="Aptos" w:hAnsi="Aptos"/>
+          <w:b w:val="1"/>
+          <w:color w:val="000000"/>
+          <w:sz w:val="20"/>
+          <w:szCs w:val="20"/>
+          <w:rtl w:val="0"/>
+        </w:rPr>
+        <w:t xml:space="preserve">June 2024 - July 2025</w:t>
+      </w:r>
+    </w:p>
+    <w:p>
+      <w:pPr>
+        <w:spacing w:after="0" w:before="0" w:line="279" w:lineRule="auto"/>
+        <w:ind w:left="0" w:right="0" w:firstLine="0"/>
+        <w:jc w:val="left"/>
+        <w:rPr>
+          <w:rFonts w:ascii="Aptos" w:cs="Aptos" w:eastAsia="Aptos" w:hAnsi="Aptos"/>
+          <w:b w:val="0"/>
+          <w:color w:val="000000"/>
+          <w:sz w:val="20"/>
+          <w:szCs w:val="20"/>
+        </w:rPr>
+      </w:pPr>
+      <w:r>
+        <w:rPr>
+          <w:rFonts w:ascii="Aptos" w:cs="Aptos" w:eastAsia="Aptos" w:hAnsi="Aptos"/>
+          <w:b w:val="0"/>
+          <w:color w:val="000000"/>
+          <w:sz w:val="20"/>
+          <w:szCs w:val="20"/>
+          <w:rtl w:val="0"/>
+        </w:rPr>
+        <w:t xml:space="preserve">At Coderstein, I worked on two large internal projects focused on event management. These systems included features like creating itineraries and managing events with over 1,000 participants. Some of my contributions were:</w:t>
+      </w:r>
+    </w:p>
+    <w:p>
+      <w:pPr>
+        <w:keepNext w:val="0"/>
+        <w:keepLines w:val="0"/>
+        <w:pageBreakBefore w:val="0"/>
+        <w:widowControl w:val="1"/>
+        <w:numPr>
+          <w:ilvl w:val="0"/>
+          <w:numId w:val="2"/>
+        </w:numPr>
+        <w:pBdr>
+          <w:top w:space="0" w:sz="0" w:val="nil"/>
+          <w:left w:space="0" w:sz="0" w:val="nil"/>
+          <w:bottom w:space="0" w:sz="0" w:val="nil"/>
+          <w:right w:space="0" w:sz="0" w:val="nil"/>
+          <w:between w:space="0" w:sz="0" w:val="nil"/>
+        </w:pBdr>
+        <w:shd w:fill="auto" w:val="clear"/>
+        <w:spacing w:after="0" w:before="0" w:line="279" w:lineRule="auto"/>
+        <w:ind w:left="720" w:right="0" w:hanging="360"/>
+        <w:jc w:val="left"/>
+        <w:rPr>
+          <w:b w:val="0"/>
+          <w:rFonts w:ascii="Aptos" w:cs="Aptos" w:eastAsia="Aptos" w:hAnsi="Aptos"/>
+          <w:i w:val="0"/>
+          <w:smallCaps w:val="0"/>
+          <w:strike w:val="0"/>
+          <w:color w:val="000000"/>
+          <w:sz w:val="20"/>
+          <w:szCs w:val="20"/>
+          <w:u w:val="none"/>
+          <w:shd w:fill="auto" w:val="clear"/>
+          <w:vertAlign w:val="baseline"/>
+        </w:rPr>
+      </w:pPr>
+      <w:r>
+        <w:rPr>
+          <w:b w:val="1"/>
+          <w:rFonts w:ascii="Aptos" w:cs="Aptos" w:eastAsia="Aptos" w:hAnsi="Aptos"/>
+          <w:i w:val="0"/>
+          <w:smallCaps w:val="0"/>
+          <w:strike w:val="0"/>
+          <w:color w:val="000000"/>
+          <w:sz w:val="20"/>
+          <w:szCs w:val="20"/>
+          <w:u w:val="none"/>
+          <w:shd w:fill="auto" w:val="clear"/>
+          <w:vertAlign w:val="baseline"/>
+          <w:rtl w:val="0"/>
+        </w:rPr>
+        <w:t xml:space="preserve">Role Management System: </w:t>
+      </w:r>
+      <w:r>
+        <w:rPr>
+          <w:b w:val="0"/>
+          <w:rFonts w:ascii="Aptos" w:cs="Aptos" w:eastAsia="Aptos" w:hAnsi="Aptos"/>
+          <w:i w:val="0"/>
+          <w:smallCaps w:val="0"/>
+          <w:strike w:val="0"/>
+          <w:color w:val="000000"/>
+          <w:sz w:val="20"/>
+          <w:szCs w:val="20"/>
+          <w:u w:val="none"/>
+          <w:shd w:fill="auto" w:val="clear"/>
+          <w:vertAlign w:val="baseline"/>
+          <w:rtl w:val="0"/>
+        </w:rPr>
+        <w:t xml:space="preserve">Created a system to manage user roles and permissions, improving security and making access control more straightforward.</w:t>
+      </w:r>
+    </w:p>
+    <w:p>
+      <w:pPr>
+        <w:keepNext w:val="0"/>
+        <w:keepLines w:val="0"/>
+        <w:pageBreakBefore w:val="0"/>
+        <w:widowControl w:val="1"/>
+        <w:numPr>
+          <w:ilvl w:val="0"/>
+          <w:numId w:val="2"/>
+        </w:numPr>
+        <w:pBdr>
+          <w:top w:space="0" w:sz="0" w:val="nil"/>
+          <w:left w:space="0" w:sz="0" w:val="nil"/>
+          <w:bottom w:space="0" w:sz="0" w:val="nil"/>
+          <w:right w:space="0" w:sz="0" w:val="nil"/>
+          <w:between w:space="0" w:sz="0" w:val="nil"/>
+        </w:pBdr>
+        <w:shd w:fill="auto" w:val="clear"/>
+        <w:spacing w:after="0" w:before="0" w:line="279" w:lineRule="auto"/>
+        <w:ind w:left="720" w:right="0" w:hanging="360"/>
+        <w:jc w:val="left"/>
+        <w:rPr>
+          <w:b w:val="0"/>
+          <w:rFonts w:ascii="Aptos" w:cs="Aptos" w:eastAsia="Aptos" w:hAnsi="Aptos"/>
+          <w:i w:val="0"/>
+          <w:smallCaps w:val="0"/>
+          <w:strike w:val="0"/>
+          <w:color w:val="000000"/>
+          <w:sz w:val="20"/>
+          <w:szCs w:val="20"/>
+          <w:u w:val="none"/>
+          <w:shd w:fill="auto" w:val="clear"/>
+          <w:vertAlign w:val="baseline"/>
+        </w:rPr>
+      </w:pPr>
+      <w:r>
+        <w:rPr>
+          <w:b w:val="1"/>
+          <w:rFonts w:ascii="Aptos" w:cs="Aptos" w:eastAsia="Aptos" w:hAnsi="Aptos"/>
+          <w:i w:val="0"/>
+          <w:smallCaps w:val="0"/>
+          <w:strike w:val="0"/>
+          <w:color w:val="000000"/>
+          <w:sz w:val="20"/>
+          <w:szCs w:val="20"/>
+          <w:u w:val="none"/>
+          <w:shd w:fill="auto" w:val="clear"/>
+          <w:vertAlign w:val="baseline"/>
+          <w:rtl w:val="0"/>
+        </w:rPr>
+        <w:t xml:space="preserve">Guest Management Improvements: </w:t>
+      </w:r>
+      <w:r>
+        <w:rPr>
+          <w:b w:val="0"/>
+          <w:rFonts w:ascii="Aptos" w:cs="Aptos" w:eastAsia="Aptos" w:hAnsi="Aptos"/>
+          <w:i w:val="0"/>
+          <w:smallCaps w:val="0"/>
+          <w:strike w:val="0"/>
+          <w:color w:val="000000"/>
+          <w:sz w:val="20"/>
+          <w:szCs w:val="20"/>
+          <w:u w:val="none"/>
+          <w:shd w:fill="auto" w:val="clear"/>
+          <w:vertAlign w:val="baseline"/>
+          <w:rtl w:val="0"/>
+        </w:rPr>
+        <w:t xml:space="preserve">Made several upgrades to the guest management system, focusing on performance and functionality. These improvements ensured the platform could handle thousands of guests quickly, making it more efficient and user-friendly.</w:t>
+      </w:r>
+    </w:p>
+    <w:p>
+      <w:pPr>
+        <w:keepNext w:val="0"/>
+        <w:keepLines w:val="0"/>
+        <w:pageBreakBefore w:val="0"/>
+        <w:widowControl w:val="1"/>
+        <w:numPr>
+          <w:ilvl w:val="0"/>
+          <w:numId w:val="2"/>
+        </w:numPr>
+        <w:pBdr>
+          <w:top w:space="0" w:sz="0" w:val="nil"/>
+          <w:left w:space="0" w:sz="0" w:val="nil"/>
+          <w:bottom w:space="0" w:sz="0" w:val="nil"/>
+          <w:right w:space="0" w:sz="0" w:val="nil"/>
+          <w:between w:space="0" w:sz="0" w:val="nil"/>
+        </w:pBdr>
+        <w:shd w:fill="auto" w:val="clear"/>
+        <w:spacing w:after="0" w:before="0" w:line="279" w:lineRule="auto"/>
+        <w:ind w:left="720" w:right="0" w:hanging="360"/>
+        <w:jc w:val="left"/>
+        <w:rPr>
+          <w:b w:val="0"/>
+          <w:rFonts w:ascii="Aptos" w:cs="Aptos" w:eastAsia="Aptos" w:hAnsi="Aptos"/>
+          <w:i w:val="0"/>
+          <w:smallCaps w:val="0"/>
+          <w:strike w:val="0"/>
+          <w:color w:val="000000"/>
+          <w:sz w:val="20"/>
+          <w:szCs w:val="20"/>
+          <w:u w:val="none"/>
+          <w:shd w:fill="auto" w:val="clear"/>
+          <w:vertAlign w:val="baseline"/>
+        </w:rPr>
+      </w:pPr>
+      <w:r>
+        <w:rPr>
+          <w:b w:val="1"/>
+          <w:rFonts w:ascii="Aptos" w:cs="Aptos" w:eastAsia="Aptos" w:hAnsi="Aptos"/>
+          <w:i w:val="0"/>
+          <w:smallCaps w:val="0"/>
+          <w:strike w:val="0"/>
+          <w:color w:val="000000"/>
+          <w:sz w:val="20"/>
+          <w:szCs w:val="20"/>
+          <w:u w:val="none"/>
+          <w:shd w:fill="auto" w:val="clear"/>
+          <w:vertAlign w:val="baseline"/>
+          <w:rtl w:val="0"/>
+        </w:rPr>
+        <w:t xml:space="preserve">Analytics Tool: </w:t>
+      </w:r>
+      <w:r>
+        <w:rPr>
+          <w:b w:val="0"/>
+          <w:rFonts w:ascii="Aptos" w:cs="Aptos" w:eastAsia="Aptos" w:hAnsi="Aptos"/>
+          <w:i w:val="0"/>
+          <w:smallCaps w:val="0"/>
+          <w:strike w:val="0"/>
+          <w:color w:val="000000"/>
+          <w:sz w:val="20"/>
+          <w:szCs w:val="20"/>
+          <w:u w:val="none"/>
+          <w:shd w:fill="auto" w:val="clear"/>
+          <w:vertAlign w:val="baseline"/>
+          <w:rtl w:val="0"/>
+        </w:rPr>
+        <w:t xml:space="preserve">Built a tool that allowed event organizers to generate custom reports and get detailed insights into their events.</w:t>
+      </w:r>
+    </w:p>
+    <w:p>
+      <w:pPr>
+        <w:spacing w:after="0" w:before="0" w:line="279" w:lineRule="auto"/>
+        <w:ind w:left="0" w:right="0" w:firstLine="0"/>
+        <w:jc w:val="left"/>
+        <w:rPr>
+          <w:rFonts w:ascii="Aptos" w:cs="Aptos" w:eastAsia="Aptos" w:hAnsi="Aptos"/>
+          <w:b w:val="0"/>
+          <w:color w:val="000000"/>
+          <w:sz w:val="20"/>
+          <w:szCs w:val="20"/>
+        </w:rPr>
+      </w:pPr>
+      <w:r>
+        <w:rPr>
+          <w:rFonts w:ascii="Aptos" w:cs="Aptos" w:eastAsia="Aptos" w:hAnsi="Aptos"/>
+          <w:b w:val="0"/>
+          <w:color w:val="000000"/>
+          <w:sz w:val="20"/>
+          <w:szCs w:val="20"/>
+          <w:rtl w:val="0"/>
+        </w:rPr>
+        <w:t xml:space="preserve">I added end-to-end tests using Jest and Playwright. We used agile methods along with Linear to manage tasks and stay organized, which helped keep the team on track and productive.</w:t>
+      </w:r>
+    </w:p>
+    <w:p>
+      <w:pPr>
+        <w:spacing w:after="0" w:before="0" w:line="279" w:lineRule="auto"/>
+        <w:ind w:left="0" w:right="0" w:firstLine="0"/>
+        <w:jc w:val="left"/>
+        <w:rPr>
+          <w:rFonts w:ascii="Aptos" w:cs="Aptos" w:eastAsia="Aptos" w:hAnsi="Aptos"/>
+          <w:b w:val="0"/>
+          <w:color w:val="000000"/>
+          <w:sz w:val="20"/>
+          <w:szCs w:val="20"/>
+        </w:rPr>
+      </w:pPr>
+      <w:r>
+        <w:rPr>
+          <w:rFonts w:ascii="Aptos" w:cs="Aptos" w:eastAsia="Aptos" w:hAnsi="Aptos"/>
+          <w:b w:val="0"/>
+          <w:color w:val="000000"/>
+          <w:sz w:val="20"/>
+          <w:szCs w:val="20"/>
+          <w:rtl w:val="0"/>
+        </w:rPr>
+        <w:t xml:space="preserve">Technologies used: NestJS, PostgreSQL, Jest, Playwright, React.</w:t>
+      </w:r>
+    </w:p>
+    <w:p>
+      <w:pPr>
+        <w:spacing w:after="0" w:before="0" w:line="279" w:lineRule="auto"/>
+        <w:ind w:left="0" w:right="0" w:firstLine="0"/>
+        <w:jc w:val="left"/>
+        <w:rPr>
+          <w:rFonts w:ascii="Aptos" w:cs="Aptos" w:eastAsia="Aptos" w:hAnsi="Aptos"/>
+          <w:color w:val="000000"/>
+          <w:sz w:val="20"/>
+          <w:szCs w:val="20"/>
+        </w:rPr>
+      </w:pPr>
+      <w:r>
+        <w:rPr>
+          <w:rtl w:val="0"/>
+        </w:rPr>
+      </w:r>
+    </w:p>
+    <w:p>
+      <w:pPr>
+        <w:spacing w:after="0" w:before="0" w:line="279" w:lineRule="auto"/>
+        <w:ind w:left="0" w:right="0" w:firstLine="0"/>
+        <w:jc w:val="left"/>
+        <w:rPr>
+          <w:rFonts w:ascii="Aptos" w:cs="Aptos" w:eastAsia="Aptos" w:hAnsi="Aptos"/>
+          <w:b w:val="1"/>
+          <w:color w:val="000000"/>
+          <w:sz w:val="20"/>
+          <w:szCs w:val="20"/>
+        </w:rPr>
+      </w:pPr>
+      <w:r>
+        <w:rPr>
+          <w:rFonts w:ascii="Aptos" w:cs="Aptos" w:eastAsia="Aptos" w:hAnsi="Aptos"/>
+          <w:b w:val="1"/>
+          <w:color w:val="000000"/>
+          <w:sz w:val="20"/>
+          <w:szCs w:val="20"/>
+          <w:rtl w:val="0"/>
+        </w:rPr>
+        <w:t xml:space="preserve">Fullstack Developer</w:t>
+      </w:r>
+    </w:p>
+    <w:p>
+      <w:pPr>
+        <w:spacing w:after="0" w:before="0" w:line="279" w:lineRule="auto"/>
+        <w:ind w:left="0" w:right="0" w:firstLine="0"/>
+        <w:jc w:val="left"/>
+        <w:rPr>
+          <w:rFonts w:ascii="Aptos" w:cs="Aptos" w:eastAsia="Aptos" w:hAnsi="Aptos"/>
+          <w:b w:val="1"/>
+          <w:color w:val="000000"/>
+          <w:sz w:val="20"/>
+          <w:szCs w:val="20"/>
+        </w:rPr>
+      </w:pPr>
+      <w:r>
+        <w:rPr>
+          <w:rFonts w:ascii="Aptos" w:cs="Aptos" w:eastAsia="Aptos" w:hAnsi="Aptos"/>
+          <w:b w:val="1"/>
+          <w:color w:val="000000"/>
+          <w:sz w:val="20"/>
+          <w:szCs w:val="20"/>
+          <w:rtl w:val="0"/>
+        </w:rPr>
+        <w:t xml:space="preserve">April 2023 - June 2024</w:t>
+      </w:r>
+    </w:p>
+    <w:p>
+      <w:pPr>
+        <w:spacing w:after="0" w:before="0" w:line="279" w:lineRule="auto"/>
+        <w:ind w:left="0" w:right="0" w:firstLine="0"/>
+        <w:jc w:val="left"/>
+        <w:rPr>
+          <w:rFonts w:ascii="Aptos" w:cs="Aptos" w:eastAsia="Aptos" w:hAnsi="Aptos"/>
+          <w:b w:val="0"/>
+          <w:color w:val="000000"/>
+          <w:sz w:val="20"/>
+          <w:szCs w:val="20"/>
+        </w:rPr>
+      </w:pPr>
+      <w:r>
+        <w:rPr>
+          <w:rFonts w:ascii="Aptos" w:cs="Aptos" w:eastAsia="Aptos" w:hAnsi="Aptos"/>
+          <w:b w:val="0"/>
+          <w:color w:val="000000"/>
+          <w:sz w:val="20"/>
+          <w:szCs w:val="20"/>
+          <w:rtl w:val="0"/>
+        </w:rPr>
+        <w:t xml:space="preserve">Developing personal projects with .NET, NestJS, TypeScript, and Next, creating robust websites and APIs. Utilizing Git and GitHub for version control.</w:t>
+      </w:r>
+    </w:p>
+    <w:p>
+      <w:pPr>
+        <w:spacing w:after="0" w:before="0" w:line="279" w:lineRule="auto"/>
+        <w:ind w:left="0" w:right="0" w:firstLine="0"/>
+        <w:jc w:val="left"/>
+        <w:rPr>
+          <w:rFonts w:ascii="Aptos" w:cs="Aptos" w:eastAsia="Aptos" w:hAnsi="Aptos"/>
+          <w:color w:val="000000"/>
+          <w:sz w:val="20"/>
+          <w:szCs w:val="20"/>
+        </w:rPr>
+      </w:pPr>
+      <w:r>
+        <w:rPr>
+          <w:rtl w:val="0"/>
+        </w:rPr>
+      </w:r>
+    </w:p>
+    <w:p>
+      <w:pPr>
+        <w:spacing w:after="0" w:before="0" w:line="279" w:lineRule="auto"/>
+        <w:ind w:left="0" w:right="0" w:firstLine="0"/>
+        <w:jc w:val="left"/>
+        <w:rPr>
+          <w:rFonts w:ascii="Aptos" w:cs="Aptos" w:eastAsia="Aptos" w:hAnsi="Aptos"/>
+          <w:b w:val="1"/>
+          <w:color w:val="000000"/>
+          <w:sz w:val="20"/>
+          <w:szCs w:val="20"/>
+        </w:rPr>
+      </w:pPr>
+      <w:r>
+        <w:rPr>
+          <w:rFonts w:ascii="Aptos" w:cs="Aptos" w:eastAsia="Aptos" w:hAnsi="Aptos"/>
+          <w:b w:val="1"/>
+          <w:color w:val="000000"/>
+          <w:sz w:val="20"/>
+          <w:szCs w:val="20"/>
+          <w:rtl w:val="0"/>
+        </w:rPr>
+        <w:t xml:space="preserve">Valeo, Technical Electrician</w:t>
+      </w:r>
+    </w:p>
+    <w:p>
+      <w:pPr>
+        <w:spacing w:after="0" w:before="0" w:line="279" w:lineRule="auto"/>
+        <w:ind w:left="0" w:right="0" w:firstLine="0"/>
+        <w:jc w:val="left"/>
+        <w:rPr>
+          <w:rFonts w:ascii="Aptos" w:cs="Aptos" w:eastAsia="Aptos" w:hAnsi="Aptos"/>
+          <w:b w:val="1"/>
+          <w:color w:val="000000"/>
+          <w:sz w:val="20"/>
+          <w:szCs w:val="20"/>
+        </w:rPr>
+      </w:pPr>
+      <w:r>
+        <w:rPr>
+          <w:rFonts w:ascii="Aptos" w:cs="Aptos" w:eastAsia="Aptos" w:hAnsi="Aptos"/>
+          <w:b w:val="1"/>
+          <w:color w:val="000000"/>
+          <w:sz w:val="20"/>
+          <w:szCs w:val="20"/>
+          <w:rtl w:val="0"/>
+        </w:rPr>
+        <w:t xml:space="preserve">June 2021 - April 2022</w:t>
+      </w:r>
+    </w:p>
+    <w:p>
+      <w:pPr>
+        <w:spacing w:after="0" w:before="0" w:line="279" w:lineRule="auto"/>
+        <w:ind w:left="0" w:right="0" w:firstLine="0"/>
+        <w:jc w:val="left"/>
+        <w:rPr>
+          <w:rFonts w:ascii="Aptos" w:cs="Aptos" w:eastAsia="Aptos" w:hAnsi="Aptos"/>
+          <w:b w:val="0"/>
+          <w:color w:val="000000"/>
+          <w:sz w:val="20"/>
+          <w:szCs w:val="20"/>
+        </w:rPr>
+      </w:pPr>
+      <w:r>
+        <w:rPr>
+          <w:rFonts w:ascii="Aptos" w:cs="Aptos" w:eastAsia="Aptos" w:hAnsi="Aptos"/>
+          <w:b w:val="0"/>
+          <w:color w:val="000000"/>
+          <w:sz w:val="20"/>
+          <w:szCs w:val="20"/>
+          <w:rtl w:val="0"/>
+        </w:rPr>
+        <w:t xml:space="preserve">As a technical electrician, I learned to solve complex problems logically and precisely. Attention to detail and adherence to technical specifications are skills that I directly apply to software development. Working with various systems and quickly adapting to new technologies reinforced my ability to learn and innovate continuously in programming.</w:t>
+      </w:r>
+    </w:p>
+    <w:p>
+      <w:pPr>
+        <w:spacing w:after="0" w:before="0" w:line="279" w:lineRule="auto"/>
+        <w:ind w:left="0" w:right="0" w:firstLine="0"/>
+        <w:jc w:val="left"/>
+        <w:rPr>
+          <w:rFonts w:ascii="Aptos" w:cs="Aptos" w:eastAsia="Aptos" w:hAnsi="Aptos"/>
+          <w:color w:val="000000"/>
+          <w:sz w:val="20"/>
+          <w:szCs w:val="20"/>
+        </w:rPr>
+      </w:pPr>
+      <w:r>
+        <w:rPr>
+          <w:rtl w:val="0"/>
+        </w:rPr>
+      </w:r>
+    </w:p>
+    <w:p>
+      <w:pPr>
+        <w:spacing w:after="0" w:before="0" w:line="279" w:lineRule="auto"/>
+        <w:ind w:left="0" w:right="0" w:firstLine="0"/>
+        <w:jc w:val="left"/>
+        <w:rPr>
+          <w:rFonts w:ascii="Aptos" w:cs="Aptos" w:eastAsia="Aptos" w:hAnsi="Aptos"/>
+          <w:b w:val="1"/>
+          <w:color w:val="000000"/>
           <w:sz w:val="24"/>
           <w:szCs w:val="24"/>
         </w:rPr>
       </w:pPr>
       <w:r>
         <w:rPr>
-          <w:rtl w:val="0"/>
-        </w:rPr>
-      </w:r>
-    </w:p>
-    <w:p>
-      <w:pPr>
-        <w:spacing w:after="0" w:before="0" w:line="279" w:lineRule="auto"/>
-        <w:ind w:left="0" w:right="0" w:firstLine="0"/>
-        <w:jc w:val="left"/>
-        <w:rPr>
-          <w:rFonts w:ascii="Arial" w:cs="Arial" w:eastAsia="Arial" w:hAnsi="Arial"/>
+          <w:rFonts w:ascii="Aptos" w:cs="Aptos" w:eastAsia="Aptos" w:hAnsi="Aptos"/>
           <w:b w:val="1"/>
-          <w:i w:val="0"/>
-          <w:smallCaps w:val="0"/>
-          <w:color w:val="1a1550"/>
-          <w:sz w:val="25"/>
-          <w:szCs w:val="25"/>
-        </w:rPr>
-      </w:pPr>
-      <w:r>
-        <w:rPr>
-          <w:rFonts w:ascii="Aptos" w:cs="Aptos" w:eastAsia="Aptos" w:hAnsi="Aptos"/>
-          <w:b w:val="1"/>
+          <w:color w:val="000000"/>
           <w:sz w:val="24"/>
           <w:szCs w:val="24"/>
           <w:rtl w:val="0"/>
         </w:rPr>
         <w:t xml:space="preserve">AWARDS</w:t>
-      </w:r>
-      <w:r>
-        <w:rPr>
-          <w:rtl w:val="0"/>
-        </w:rPr>
       </w:r>
     </w:p>
     <w:p>
@@ -1018,41 +1454,7 @@
           <w:vertAlign w:val="baseline"/>
           <w:rtl w:val="0"/>
         </w:rPr>
-        <w:t xml:space="preserve">2023 –</w:t>
-      </w:r>
-      <w:r>
-        <w:rPr>
-          <w:rFonts w:ascii="system-ui" w:cs="system-ui" w:eastAsia="system-ui" w:hAnsi="system-ui"/>
-          <w:b w:val="0"/>
-          <w:i w:val="0"/>
-          <w:smallCaps w:val="0"/>
-          <w:strike w:val="0"/>
-          <w:color w:val="ececec"/>
-          <w:sz w:val="24"/>
-          <w:szCs w:val="24"/>
-          <w:u w:val="none"/>
-          <w:shd w:fill="auto" w:val="clear"/>
-          <w:vertAlign w:val="baseline"/>
-          <w:rtl w:val="0"/>
-        </w:rPr>
-        <w:t xml:space="preserve"> </w:t>
-      </w:r>
-      <w:r>
-        <w:rPr>
-          <w:rFonts w:ascii="Aptos" w:cs="Aptos" w:eastAsia="Aptos" w:hAnsi="Aptos"/>
-          <w:b w:val="0"/>
-          <w:i w:val="0"/>
-          <w:smallCaps w:val="0"/>
-          <w:strike w:val="0"/>
-          <w:color w:val="000000"/>
-          <w:sz w:val="20"/>
-          <w:szCs w:val="20"/>
-          <w:u w:val="none"/>
-          <w:shd w:fill="auto" w:val="clear"/>
-          <w:vertAlign w:val="baseline"/>
-          <w:rtl w:val="0"/>
-        </w:rPr>
-        <w:t xml:space="preserve">Gold medal in the regional chess tournament of northern Portugal.</w:t>
+        <w:t xml:space="preserve">2023 – Gold medal in the regional chess tournament of northern Portugal.</w:t>
       </w:r>
     </w:p>
     <w:p>
@@ -1269,58 +1671,95 @@
     </w:p>
     <w:p>
       <w:pPr>
-        <w:spacing w:after="0" w:before="0" w:lineRule="auto"/>
-        <w:rPr>
-          <w:rFonts w:ascii="Aptos" w:cs="Aptos" w:eastAsia="Aptos" w:hAnsi="Aptos"/>
+        <w:spacing w:after="0" w:before="0" w:line="279" w:lineRule="auto"/>
+        <w:ind w:left="0" w:right="0" w:firstLine="0"/>
+        <w:jc w:val="left"/>
+        <w:rPr>
+          <w:rFonts w:ascii="Aptos" w:cs="Aptos" w:eastAsia="Aptos" w:hAnsi="Aptos"/>
+          <w:color w:val="000000"/>
+          <w:sz w:val="20"/>
+          <w:szCs w:val="20"/>
+        </w:rPr>
+      </w:pPr>
+      <w:r>
+        <w:rPr>
+          <w:rtl w:val="0"/>
+        </w:rPr>
+      </w:r>
+    </w:p>
+    <w:p>
+      <w:pPr>
+        <w:spacing w:after="0" w:before="0" w:line="279" w:lineRule="auto"/>
+        <w:ind w:left="0" w:right="0" w:firstLine="0"/>
+        <w:jc w:val="left"/>
+        <w:rPr>
+          <w:rFonts w:ascii="Aptos" w:cs="Aptos" w:eastAsia="Aptos" w:hAnsi="Aptos"/>
+          <w:b w:val="1"/>
+          <w:color w:val="000000"/>
           <w:sz w:val="24"/>
           <w:szCs w:val="24"/>
         </w:rPr>
       </w:pPr>
       <w:r>
         <w:rPr>
-          <w:rtl w:val="0"/>
-        </w:rPr>
-      </w:r>
-    </w:p>
-    <w:p>
-      <w:pPr>
-        <w:spacing w:after="0" w:before="0" w:line="279" w:lineRule="auto"/>
-        <w:ind w:left="0" w:right="0" w:firstLine="0"/>
-        <w:jc w:val="left"/>
-        <w:rPr/>
-      </w:pPr>
-      <w:r>
-        <w:rPr>
           <w:rFonts w:ascii="Aptos" w:cs="Aptos" w:eastAsia="Aptos" w:hAnsi="Aptos"/>
           <w:b w:val="1"/>
+          <w:color w:val="000000"/>
           <w:sz w:val="24"/>
           <w:szCs w:val="24"/>
           <w:rtl w:val="0"/>
         </w:rPr>
         <w:t xml:space="preserve">LANGUAGES</w:t>
       </w:r>
-      <w:r>
-        <w:rPr>
-          <w:rtl w:val="0"/>
-        </w:rPr>
-      </w:r>
-    </w:p>
-    <w:p>
-      <w:pPr>
-        <w:spacing w:after="0" w:before="0" w:lineRule="auto"/>
-        <w:rPr>
-          <w:rFonts w:ascii="Aptos" w:cs="Aptos" w:eastAsia="Aptos" w:hAnsi="Aptos"/>
-          <w:color w:val="000000"/>
-          <w:sz w:val="20"/>
-          <w:szCs w:val="20"/>
-        </w:rPr>
-      </w:pPr>
-      <w:r>
-        <w:rPr>
-          <w:rFonts w:ascii="Aptos" w:cs="Aptos" w:eastAsia="Aptos" w:hAnsi="Aptos"/>
-          <w:color w:val="000000"/>
-          <w:sz w:val="20"/>
-          <w:szCs w:val="20"/>
+    </w:p>
+    <w:p>
+      <w:pPr>
+        <w:keepNext w:val="0"/>
+        <w:keepLines w:val="0"/>
+        <w:pageBreakBefore w:val="0"/>
+        <w:widowControl w:val="1"/>
+        <w:numPr>
+          <w:ilvl w:val="0"/>
+          <w:numId w:val="3"/>
+        </w:numPr>
+        <w:pBdr>
+          <w:top w:space="0" w:sz="0" w:val="nil"/>
+          <w:left w:space="0" w:sz="0" w:val="nil"/>
+          <w:bottom w:space="0" w:sz="0" w:val="nil"/>
+          <w:right w:space="0" w:sz="0" w:val="nil"/>
+          <w:between w:space="0" w:sz="0" w:val="nil"/>
+        </w:pBdr>
+        <w:shd w:fill="auto" w:val="clear"/>
+        <w:spacing w:after="0" w:before="0" w:line="279" w:lineRule="auto"/>
+        <w:ind w:left="720" w:right="0" w:hanging="360"/>
+        <w:jc w:val="left"/>
+        <w:rPr>
+          <w:rFonts w:ascii="Aptos" w:cs="Aptos" w:eastAsia="Aptos" w:hAnsi="Aptos"/>
+          <w:b w:val="0"/>
+          <w:i w:val="0"/>
+          <w:smallCaps w:val="0"/>
+          <w:strike w:val="0"/>
+          <w:color w:val="000000"/>
+          <w:sz w:val="20"/>
+          <w:szCs w:val="20"/>
+          <w:u w:val="none"/>
+          <w:shd w:fill="auto" w:val="clear"/>
+          <w:vertAlign w:val="baseline"/>
+        </w:rPr>
+      </w:pPr>
+      <w:r>
+        <w:rPr>
+          <w:rFonts w:ascii="Aptos" w:cs="Aptos" w:eastAsia="Aptos" w:hAnsi="Aptos"/>
+          <w:b w:val="0"/>
+          <w:i w:val="0"/>
+          <w:smallCaps w:val="0"/>
+          <w:strike w:val="0"/>
+          <w:color w:val="000000"/>
+          <w:sz w:val="20"/>
+          <w:szCs w:val="20"/>
+          <w:u w:val="none"/>
+          <w:shd w:fill="auto" w:val="clear"/>
+          <w:vertAlign w:val="baseline"/>
           <w:rtl w:val="0"/>
         </w:rPr>
         <w:t xml:space="preserve">English - (Reading, writing, and conversation)</w:t>
@@ -1328,32 +1767,62 @@
     </w:p>
     <w:p>
       <w:pPr>
-        <w:spacing w:after="0" w:before="0" w:line="279" w:lineRule="auto"/>
-        <w:ind w:left="0" w:right="0" w:firstLine="0"/>
-        <w:jc w:val="left"/>
-        <w:rPr>
-          <w:rFonts w:ascii="Aptos" w:cs="Aptos" w:eastAsia="Aptos" w:hAnsi="Aptos"/>
-          <w:color w:val="000000"/>
-          <w:sz w:val="20"/>
-          <w:szCs w:val="20"/>
-        </w:rPr>
-      </w:pPr>
-      <w:r>
-        <w:rPr>
-          <w:rFonts w:ascii="Aptos" w:cs="Aptos" w:eastAsia="Aptos" w:hAnsi="Aptos"/>
-          <w:color w:val="000000"/>
-          <w:sz w:val="20"/>
-          <w:szCs w:val="20"/>
-          <w:rtl w:val="0"/>
-        </w:rPr>
-        <w:t xml:space="preserve">Potuguese - Native</w:t>
+        <w:keepNext w:val="0"/>
+        <w:keepLines w:val="0"/>
+        <w:pageBreakBefore w:val="0"/>
+        <w:widowControl w:val="1"/>
+        <w:numPr>
+          <w:ilvl w:val="0"/>
+          <w:numId w:val="3"/>
+        </w:numPr>
+        <w:pBdr>
+          <w:top w:space="0" w:sz="0" w:val="nil"/>
+          <w:left w:space="0" w:sz="0" w:val="nil"/>
+          <w:bottom w:space="0" w:sz="0" w:val="nil"/>
+          <w:right w:space="0" w:sz="0" w:val="nil"/>
+          <w:between w:space="0" w:sz="0" w:val="nil"/>
+        </w:pBdr>
+        <w:shd w:fill="auto" w:val="clear"/>
+        <w:spacing w:after="0" w:before="0" w:line="279" w:lineRule="auto"/>
+        <w:ind w:left="720" w:right="0" w:hanging="360"/>
+        <w:jc w:val="left"/>
+        <w:rPr>
+          <w:rFonts w:ascii="Aptos" w:cs="Aptos" w:eastAsia="Aptos" w:hAnsi="Aptos"/>
+          <w:b w:val="0"/>
+          <w:i w:val="0"/>
+          <w:smallCaps w:val="0"/>
+          <w:strike w:val="0"/>
+          <w:color w:val="000000"/>
+          <w:sz w:val="20"/>
+          <w:szCs w:val="20"/>
+          <w:u w:val="none"/>
+          <w:shd w:fill="auto" w:val="clear"/>
+          <w:vertAlign w:val="baseline"/>
+        </w:rPr>
+      </w:pPr>
+      <w:r>
+        <w:rPr>
+          <w:rFonts w:ascii="Aptos" w:cs="Aptos" w:eastAsia="Aptos" w:hAnsi="Aptos"/>
+          <w:b w:val="0"/>
+          <w:i w:val="0"/>
+          <w:smallCaps w:val="0"/>
+          <w:strike w:val="0"/>
+          <w:color w:val="000000"/>
+          <w:sz w:val="20"/>
+          <w:szCs w:val="20"/>
+          <w:u w:val="none"/>
+          <w:shd w:fill="auto" w:val="clear"/>
+          <w:vertAlign w:val="baseline"/>
+          <w:rtl w:val="0"/>
+        </w:rPr>
+        <w:t xml:space="preserve">Portuguese - Native</w:t>
       </w:r>
     </w:p>
     <w:sectPr>
       <w:headerReference r:id="rId13" w:type="default"/>
       <w:footerReference r:id="rId14" w:type="default"/>
       <w:pgSz w:h="16838" w:w="11906" w:orient="portrait"/>
-      <w:pgMar w:bottom="1440" w:top="1440" w:left="1440" w:right="1440" w:header="720" w:footer="720"/>
+      <w:pgMar w:bottom="720" w:top="720" w:left="1080" w:right="1080" w:header="432" w:footer="432"/>
       <w:pgNumType w:start="1"/>
     </w:sectPr>
   </w:body>
